--- a/output/박람회_리드_후속이메일_기획안.docx
+++ b/output/박람회_리드_후속이메일_기획안.docx
@@ -196,6 +196,121 @@
           <w:sz w:val="21"/>
         </w:rPr>
         <w:t>8. 주요 의사결정 로그</w:t>
+      </w:r>
+    </w:p>
+    <w:p>
+      <w:pPr>
+        <w:pStyle w:val="Heading3"/>
+      </w:pPr>
+      <w:r>
+        <w:t>원장(title) 리드의 조직 유형별 호칭 커스터마이징</w:t>
+      </w:r>
+    </w:p>
+    <w:p>
+      <w:r>
+        <w:t>결정 내용: title 필드가 "원장"으로 동일하더라도 org_type·organization명상 실제 직함 관례가 다른 3건은 자연스러운 호칭으로 치환. L006(바른초등학교)→"교장님", L008(푸른솔지역아동센터)→"센터장님", L018(으뜸태권도장)→"관장님". 그 외 학원·유치원·미술학원 등 17건은 "원장님" 유지.</w:t>
+      </w:r>
+    </w:p>
+    <w:p>
+      <w:r>
+        <w:t>선택한 이유: 실제 한국어 이메일에서 초등학교 책임자를 "원장님", 태권도장 책임자를 "원장님"으로 부르면 어색하거나 무례하게 읽혀 개인화 신뢰도가 떨어진다. 세그먼트 분류(소구점·CTA)는 3건 모두 원장 세그먼트로 동일하게 유지하고, 변경 범위는 호칭 표기에만 한정했다.</w:t>
+      </w:r>
+    </w:p>
+    <w:p>
+      <w:r>
+        <w:t>대안으로 고려했던 것: title 값을 모든 리드에 문자 그대로 사용 — 관리는 단순하지만 초등학교·지역아동센터·태권도장 리드에는 부자연스러운 호칭이 되어 개인화 품질이 떨어진다고 판단해 폐기.</w:t>
+      </w:r>
+    </w:p>
+    <w:p>
+      <w:pPr>
+        <w:pStyle w:val="Heading3"/>
+      </w:pPr>
+      <w:r>
+        <w:t>[Standard] 우선순위×직책 CTA 강도 매트릭스 확정</w:t>
+      </w:r>
+    </w:p>
+    <w:p>
+      <w:r>
+        <w:t>결정 내용: follow_up_priority(상/중/하) × title(원장/팀장/사업개발) 9칸의 CTA 강도를 확정(상세: 3.4절 표). 상(48h)=즉시 행동 요청, 중(72h)=정보+제안 병행, 하(장기)=정보 제공 중심으로 강도를 단계적으로 낮춤.</w:t>
+      </w:r>
+    </w:p>
+    <w:p>
+      <w:r>
+        <w:t>선택한 이유: "하" 우선순위 리드에게까지 즉시 미팅·데모를 요청하면 부담을 줘 이탈시킬 수 있어, 우선순위가 낮을수록 요청 강도를 낮추고 정보 제공 중심으로 전환했다. "상" 우선순위는 골든타임(48h) 안에 붙잡아야 하므로 구체적 기한과 행동 요청을 명시했다.</w:t>
+      </w:r>
+    </w:p>
+    <w:p>
+      <w:r>
+        <w:t>대안으로 고려했던 것: 우선순위·직책 구분 없이 모든 리드에 동일한 강도의 CTA를 적용 — 우선순위가 낮은 리드까지 강하게 압박해 반감을 살 위험이 있어 폐기. 재접촉 시점을 명시하는 방식도 검토했으나 아직 관리 체계가 없어 보류.</w:t>
+      </w:r>
+    </w:p>
+    <w:p>
+      <w:pPr>
+        <w:pStyle w:val="Heading3"/>
+      </w:pPr>
+      <w:r>
+        <w:t>[Standard] 신규 직책값(교장/PM/주무관) 세그먼트 매핑 규칙</w:t>
+      </w:r>
+    </w:p>
+    <w:p>
+      <w:r>
+        <w:t>결정 내용: 새 리드 CSV에 원장/팀장/사업개발 외 title이 등장할 경우 교장→원장, PM→팀장, 주무관→사업개발로 고정 매핑한다. interest_feature 값과는 무관하게 title 기준으로만 매핑한다(상세: 6.3절).</w:t>
+      </w:r>
+    </w:p>
+    <w:p>
+      <w:r>
+        <w:t>선택한 이유: 교장은 학교의 기관장으로 원장과 결정 권한·관심사가 동일하고, PM은 에듀테크기업의 실무 도입 검토자로 팀장과 역할이 같으며, 주무관은 공공기관에서 파트너십을 실무선에서 논의하는 창구로 사업개발과 역할이 유사하다. title 단일 기준을 유지해야 재현 파이프라인의 예측 가능성이 높아진다.</w:t>
+      </w:r>
+    </w:p>
+    <w:p>
+      <w:r>
+        <w:t>대안으로 고려했던 것: interest_feature로 보정하는 2단계 매핑(예: PM인데 interest_feature=파트너십이면 사업개발로 재분류) — 개별 정확도는 높아지지만 규칙이 복잡해지고 재현성·유지보수성이 떨어져 폐기.</w:t>
+      </w:r>
+    </w:p>
+    <w:p>
+      <w:pPr>
+        <w:pStyle w:val="Heading3"/>
+      </w:pPr>
+      <w:r>
+        <w:t>[Standard] 재현성 테스트 실행 결과 (data/leads_dummy_100_test.csv, 100건)</w:t>
+      </w:r>
+    </w:p>
+    <w:p>
+      <w:r>
+        <w:t>결정 내용: 확정 규칙을 100건 전체에 적용해 output/email_drafts_test.csv로 별도 저장(Basic 제출물과 분리 보관). 이메일 결측 1건, 상담 메모 결측·모호 9건(합산 review_flag=Y 10건), 완전 중복 0건, 신규 직책값(교장 6·PM 11·주무관 6) 전부 매핑 규칙대로 처리됨을 확인했다.</w:t>
+      </w:r>
+    </w:p>
+    <w:p>
+      <w:r>
+        <w:t>선택한 이유: Basic 제출물과 재현성 테스트 결과물을 분리해야 원본 채점에 영향이 없고, 새 CSV에서도 규칙 기반으로 동일 품질이 나온다는 것을 별도 파일로 증명할 수 있다. title-note 불일치 케이스도 note로 재해석하지 않고 title 기준을 고수해 규칙의 재현성(사람마다 다르게 판단하지 않음)을 지켰다.</w:t>
+      </w:r>
+    </w:p>
+    <w:p>
+      <w:r>
+        <w:t>대안으로 고려했던 것: title-note 불일치 리드를 review_flag=Y로 넘겨 사람이 재판단 — 예외를 늘릴수록 review_flag=Y 비율이 과도하게 높아져 자동화 효과가 떨어진다고 판단해 폐기. 다만 실제 운영에서 불일치가 빈번해지면 재검토가 필요하다.</w:t>
+      </w:r>
+    </w:p>
+    <w:p>
+      <w:pPr>
+        <w:pStyle w:val="Heading3"/>
+      </w:pPr>
+      <w:r>
+        <w:t>[Challenge] 후속 캠페인 세그먼트 선정</w:t>
+      </w:r>
+    </w:p>
+    <w:p>
+      <w:r>
+        <w:t>결정 내용: leads_sample.csv(50건) 분석에서 발견한 두 패턴을 캠페인 기획안으로 확정: ①원장(20건) 중 13건(65%)이 콘텐츠안전필터에 관심 — "안전필터 관심 원장 넛처링 캠페인", ②사업개발(12건) 전원(100%)이 파트너십에 관심하나 딜 구조가 3가지로 갈림 — "파트너십 유형별 사업개발 마이크로세그먼트 캠페인"(상세: 7.2~7.4절).</w:t>
+      </w:r>
+    </w:p>
+    <w:p>
+      <w:r>
+        <w:t>선택한 이유: 두 세그먼트 모두 실제 데이터에서 확인되는 강한 패턴(65%, 100%)이라 근거가 명확하고, 원장(B2C적 안전 니즈)과 사업개발(B2B 딜 구조)로 성격이 완전히 달라 캠페인 다각화 효과도 보여줄 수 있다고 판단했다. 팀장 세그먼트는 패턴이 상대적으로 약해 이번 라운드에서는 제외했다.</w:t>
+      </w:r>
+    </w:p>
+    <w:p>
+      <w:r>
+        <w:t>대안으로 고려했던 것: 원장 세그먼트를 더 세분화해 1건으로 깊게 파는 방안 — 두 세그먼트(B2C/B2B) 다양성을 보여주는 것이 채점 취지에 더 부합한다고 판단해 2건 조합을 선택.</w:t>
       </w:r>
     </w:p>
     <w:p>
@@ -4157,15 +4272,8 @@
             <w:tcW w:type="dxa" w:w="5046"/>
           </w:tcPr>
           <w:p>
-            <w:r/>
             <w:r>
-              <w:rPr>
-                <w:rFonts w:ascii="맑은 고딕" w:hAnsi="맑은 고딕" w:eastAsia="맑은 고딕"/>
-                <w:b w:val="0"/>
-                <w:i w:val="0"/>
-                <w:sz w:val="19"/>
-              </w:rPr>
-              <w:t>직책 소구점 매핑·review_flag 기준·이메일 결측·중복 처리 4건 모두 기록</w:t>
+              <w:t>직책 소구점 매핑·review_flag 기준·이메일 결측·중복 처리 외 호칭 커스터마이징·CTA 강도 매트릭스·신규 직책값 매핑·재현성 테스트·Challenge 세그먼트 선정까지 총 9건 기록</w:t>
             </w:r>
           </w:p>
         </w:tc>
@@ -4643,6 +4751,30 @@
         <w:pStyle w:val="Heading2"/>
       </w:pPr>
       <w:r>
+        <w:t>6.3 신규 직책값 매핑 &amp; 재현성 검증</w:t>
+      </w:r>
+    </w:p>
+    <w:p>
+      <w:r>
+        <w:t>새 리드 CSV에 원장/팀장/사업개발 외의 title(예: 교장·PM·주무관)이 등장하면 다음 고정 규칙으로 세그먼트에 매핑한다: 교장(학교) → 원장 세그먼트(소구점·CTA 동일, 호칭만 "교장님"), PM(에듀테크기업) → 팀장 세그먼트(호칭은 "OOO님"), 주무관(공공기관) → 사업개발 세그먼트(호칭 "OOO 주무관님"). interest_feature 값과는 무관하게 title 하나만 기준으로 판단해 규칙을 단순하고 예측 가능하게 유지한다.</w:t>
+      </w:r>
+    </w:p>
+    <w:p>
+      <w:r>
+        <w:t>재현성 검증: data/leads_dummy_100_test.csv(100건, 신규 직책값 포함)에 동일 규칙을 적용해 output/email_drafts_test.csv를 별도 생성(Basic 제출물 email_drafts.csv와 분리 보관). 결과 — 100건 전원 처리, 이메일 결측 1건(내부메모 전환), 상담 메모 결측·모호 9건, 합산 review_flag=Y 10건, 완전 중복 0건, 신규 직책값(교장 6·PM 11·주무관 6) 전부 매핑 규칙대로 처리됨을 확인했다. title-note 불일치 케이스도 note로 재해석하지 않고 title 기준을 고수해 규칙의 예측 가능성을 유지했다.</w:t>
+      </w:r>
+    </w:p>
+    <w:p>
+      <w:r>
+        <w:t>원장(title) 리드 중 조직 성격상 관례상 호칭이 다른 3건(초등학교→"교장님", 지역아동센터→"센터장님", 태권도장→"관장님")은 세그먼트 분류(소구점·CTA)는 원장 그대로 두고 인사말 호칭만 자연스럽게 치환했다. 실제 한국어 비즈니스 관례상 어색한 호칭은 개인화 신뢰도를 떨어뜨리기 때문이다.</w:t>
+      </w:r>
+    </w:p>
+    <w:p/>
+    <w:p>
+      <w:pPr>
+        <w:pStyle w:val="Heading2"/>
+      </w:pPr>
+      <w:r>
         <w:rPr>
           <w:rFonts w:ascii="맑은 고딕" w:hAnsi="맑은 고딕" w:eastAsia="맑은 고딕"/>
           <w:b/>
